--- a/public/Minh-Hieu-Luong-CV-ATS.docx
+++ b/public/Minh-Hieu-Luong-CV-ATS.docx
@@ -98,7 +98,7 @@
         <w:spacing w:after="60" w:before="0" w:line="240"/>
         <w:jc w:val="center"/>
       </w:pPr>
-      <w:hyperlink w:history="1" r:id="rId_xxkvr3ngbolrskbxqmbh">
+      <w:hyperlink w:history="1" r:id="rIdzg-dalcbg4spnj-wtmpy-">
         <w:r>
           <w:rPr>
             <w:rFonts w:ascii="Calibri" w:cs="Calibri" w:eastAsia="Calibri" w:hAnsi="Calibri"/>
@@ -126,7 +126,7 @@
         </w:rPr>
         <w:t xml:space="preserve">  |  </w:t>
       </w:r>
-      <w:hyperlink w:history="1" r:id="rId4ljysjeeelq7h_px2le3p">
+      <w:hyperlink w:history="1" r:id="rIdnew3j1fap3mnn1ywafpzx">
         <w:r>
           <w:rPr>
             <w:rFonts w:ascii="Calibri" w:cs="Calibri" w:eastAsia="Calibri" w:hAnsi="Calibri"/>
@@ -154,7 +154,7 @@
         </w:rPr>
         <w:t xml:space="preserve">  |  </w:t>
       </w:r>
-      <w:hyperlink w:history="1" r:id="rIdrg4vqiywpbqdfhod5ecpt">
+      <w:hyperlink w:history="1" r:id="rIdevojyue2sg1m3as_t1moe">
         <w:r>
           <w:rPr>
             <w:rFonts w:ascii="Calibri" w:cs="Calibri" w:eastAsia="Calibri" w:hAnsi="Calibri"/>
@@ -505,7 +505,7 @@
           <w:sz w:val="19"/>
           <w:szCs w:val="19"/>
         </w:rPr>
-        <w:t xml:space="preserve">Applied ML — logistic regression, feature weighting, model evaluation (AUC / precision / recall); GitHub Copilot</w:t>
+        <w:t xml:space="preserve">Machine learning (logistic regression), risk scoring, model accuracy testing, explainable results; GitHub Copilot</w:t>
       </w:r>
     </w:p>
     <w:p>
@@ -736,79 +736,79 @@
           <w:sz w:val="19"/>
           <w:szCs w:val="19"/>
         </w:rPr>
-        <w:t xml:space="preserve">Designed and shipped an AI-driven IP infringement early-warning system: a five-signal weighted risk model scoring each filing High/Medium/Low with per-factor bilingual explanations the legal team can audit, verified end to end by 46 automated tests on a production-shaped database.</w:t>
-      </w:r>
-    </w:p>
-    <w:p>
-      <w:pPr>
-        <w:pStyle w:val="ListParagraph"/>
-        <w:keepLines/>
-        <w:numPr>
-          <w:ilvl w:val="0"/>
-          <w:numId w:val="2"/>
-        </w:numPr>
-        <w:spacing w:after="22" w:line="240"/>
-      </w:pPr>
-      <w:r>
-        <w:rPr>
-          <w:rFonts w:ascii="Calibri" w:cs="Calibri" w:eastAsia="Calibri" w:hAnsi="Calibri"/>
-          <w:b w:val="false"/>
-          <w:bCs w:val="false"/>
-          <w:i w:val="false"/>
-          <w:iCs w:val="false"/>
-          <w:color w:val="000000"/>
-          <w:sz w:val="19"/>
-          <w:szCs w:val="19"/>
-        </w:rPr>
-        <w:t xml:space="preserve">Added a self-learning layer — logistic regression in NumPy, retrained weekly by a Kubernetes CronJob — predicting infringement probability over a six-month horizon, with time-ordered holdout validation and AUC/precision activation gates.</w:t>
-      </w:r>
-    </w:p>
-    <w:p>
-      <w:pPr>
-        <w:pStyle w:val="ListParagraph"/>
-        <w:keepLines/>
-        <w:numPr>
-          <w:ilvl w:val="0"/>
-          <w:numId w:val="2"/>
-        </w:numPr>
-        <w:spacing w:after="22" w:line="240"/>
-      </w:pPr>
-      <w:r>
-        <w:rPr>
-          <w:rFonts w:ascii="Calibri" w:cs="Calibri" w:eastAsia="Calibri" w:hAnsi="Calibri"/>
-          <w:b w:val="false"/>
-          <w:bCs w:val="false"/>
-          <w:i w:val="false"/>
-          <w:iCs w:val="false"/>
-          <w:color w:val="000000"/>
-          <w:sz w:val="19"/>
-          <w:szCs w:val="19"/>
-        </w:rPr>
-        <w:t xml:space="preserve">Kept the feature fail-safe: PostgreSQL model registry with append-only audit log, and in-process inference that falls back to the rule engine on any error; risk preview measured about 8 ms per request against a 300 ms budget.</w:t>
-      </w:r>
-    </w:p>
-    <w:p>
-      <w:pPr>
-        <w:pStyle w:val="ListParagraph"/>
-        <w:keepLines/>
-        <w:numPr>
-          <w:ilvl w:val="0"/>
-          <w:numId w:val="2"/>
-        </w:numPr>
-        <w:spacing w:after="22" w:line="240"/>
-      </w:pPr>
-      <w:r>
-        <w:rPr>
-          <w:rFonts w:ascii="Calibri" w:cs="Calibri" w:eastAsia="Calibri" w:hAnsi="Calibri"/>
-          <w:b w:val="false"/>
-          <w:bCs w:val="false"/>
-          <w:i w:val="false"/>
-          <w:iCs w:val="false"/>
-          <w:color w:val="000000"/>
-          <w:sz w:val="19"/>
-          <w:szCs w:val="19"/>
-        </w:rPr>
-        <w:t xml:space="preserve">Chose trigram similarity (pg_trgm + unaccent) over embeddings to catch Vietnamese look-alike brand names, and materialized views over JSONB case data to keep trend and hotspot queries fast.</w:t>
+        <w:t xml:space="preserve">Designed and shipped an AI-powered early-warning system that scores each IP filing High, Medium or Low for infringement risk, and shows the legal team the reason behind every score in both Vietnamese and English.</w:t>
+      </w:r>
+    </w:p>
+    <w:p>
+      <w:pPr>
+        <w:pStyle w:val="ListParagraph"/>
+        <w:keepLines/>
+        <w:numPr>
+          <w:ilvl w:val="0"/>
+          <w:numId w:val="2"/>
+        </w:numPr>
+        <w:spacing w:after="22" w:line="240"/>
+      </w:pPr>
+      <w:r>
+        <w:rPr>
+          <w:rFonts w:ascii="Calibri" w:cs="Calibri" w:eastAsia="Calibri" w:hAnsi="Calibri"/>
+          <w:b w:val="false"/>
+          <w:bCs w:val="false"/>
+          <w:i w:val="false"/>
+          <w:iCs w:val="false"/>
+          <w:color w:val="000000"/>
+          <w:sz w:val="19"/>
+          <w:szCs w:val="19"/>
+        </w:rPr>
+        <w:t xml:space="preserve">Added a machine-learning model (logistic regression) that learns from past cases to predict infringement risk over the next six months, retrained automatically every week.</w:t>
+      </w:r>
+    </w:p>
+    <w:p>
+      <w:pPr>
+        <w:pStyle w:val="ListParagraph"/>
+        <w:keepLines/>
+        <w:numPr>
+          <w:ilvl w:val="0"/>
+          <w:numId w:val="2"/>
+        </w:numPr>
+        <w:spacing w:after="22" w:line="240"/>
+      </w:pPr>
+      <w:r>
+        <w:rPr>
+          <w:rFonts w:ascii="Calibri" w:cs="Calibri" w:eastAsia="Calibri" w:hAnsi="Calibri"/>
+          <w:b w:val="false"/>
+          <w:bCs w:val="false"/>
+          <w:i w:val="false"/>
+          <w:iCs w:val="false"/>
+          <w:color w:val="000000"/>
+          <w:sz w:val="19"/>
+          <w:szCs w:val="19"/>
+        </w:rPr>
+        <w:t xml:space="preserve">Made it fail-safe: the model only goes live after it beats the existing scoring on accuracy tests, and the system falls back to the rule-based score if anything fails.</w:t>
+      </w:r>
+    </w:p>
+    <w:p>
+      <w:pPr>
+        <w:pStyle w:val="ListParagraph"/>
+        <w:keepLines/>
+        <w:numPr>
+          <w:ilvl w:val="0"/>
+          <w:numId w:val="2"/>
+        </w:numPr>
+        <w:spacing w:after="22" w:line="240"/>
+      </w:pPr>
+      <w:r>
+        <w:rPr>
+          <w:rFonts w:ascii="Calibri" w:cs="Calibri" w:eastAsia="Calibri" w:hAnsi="Calibri"/>
+          <w:b w:val="false"/>
+          <w:bCs w:val="false"/>
+          <w:i w:val="false"/>
+          <w:iCs w:val="false"/>
+          <w:color w:val="000000"/>
+          <w:sz w:val="19"/>
+          <w:szCs w:val="19"/>
+        </w:rPr>
+        <w:t xml:space="preserve">Built fuzzy text matching in PostgreSQL to catch look-alike Vietnamese brand names, and tuned the reporting queries so the trend dashboards stay fast.</w:t>
       </w:r>
     </w:p>
     <w:p>
@@ -889,7 +889,7 @@
           <w:sz w:val="19"/>
           <w:szCs w:val="19"/>
         </w:rPr>
-        <w:t xml:space="preserve">Python, FastAPI, NumPy, TypeScript, React, Next.js, React Flow, PostgreSQL (pg_trgm, materialized views), Docker, Azure Kubernetes Service (AKS), GitLab CI, Jira</w:t>
+        <w:t xml:space="preserve">Python, FastAPI, NumPy, TypeScript, React, Next.js, React Flow, PostgreSQL (fuzzy text search), Docker, Azure Kubernetes Service (AKS), GitLab CI, Jira</w:t>
       </w:r>
     </w:p>
     <w:p>
